--- a/zaini_case_audit_output/outputs/word/الكتيّب_الرسمي_عام.docx
+++ b/zaini_case_audit_output/outputs/word/الكتيّب_الرسمي_عام.docx
@@ -1924,7 +1924,7 @@
               <w:bidi/>
             </w:pPr>
             <w:r>
-              <w:t>audit_zaini_case.py</w:t>
+              <w:t>audit_case.py</w:t>
             </w:r>
           </w:p>
         </w:tc>
